--- a/examples/regional-sales-dashboard/output.docx
+++ b/examples/regional-sales-dashboard/output.docx
@@ -39,7 +39,7 @@
           <w:p>
             <w:pPr>
               <w:pStyle w:val="Heading1"/>
-              <w:spacing w:line="588" w:lineRule="atLeast"/>
+              <w:spacing w:line="462" w:lineRule="atLeast"/>
               <w:jc w:val="left"/>
               <w:textAlignment w:val="center"/>
             </w:pPr>
@@ -48,8 +48,8 @@
                 <w:b/>
                 <w:bCs/>
                 <w:color w:val="ffffff"/>
-                <w:sz w:val="42"/>
-                <w:szCs w:val="42"/>
+                <w:sz w:val="33"/>
+                <w:szCs w:val="33"/>
               </w:rPr>
               <w:t xml:space="preserve">Regional Sales Dashboard</w:t>
             </w:r>
@@ -138,15 +138,12 @@
         <w:gridCol w:w="1986"/>
       </w:tblGrid>
       <w:tr>
+        <w:trPr>
+          <w:trHeight w:val="528" w:hRule="atLeast"/>
+        </w:trPr>
         <w:tc>
           <w:tcPr>
             <w:tcW w:type="dxa" w:w="1901"/>
-            <w:tcBorders>
-              <w:top w:val="single" w:color="cccccc" w:sz="6"/>
-              <w:left w:val="single" w:color="cccccc" w:sz="6"/>
-              <w:bottom w:val="single" w:color="cccccc" w:sz="6"/>
-              <w:right w:val="single" w:color="cccccc" w:sz="6"/>
-            </w:tcBorders>
             <w:shd w:fill="581c87" w:color="auto" w:val="clear"/>
             <w:tcMar>
               <w:top w:type="dxa" w:w="120"/>
@@ -175,12 +172,6 @@
         <w:tc>
           <w:tcPr>
             <w:tcW w:type="dxa" w:w="1986"/>
-            <w:tcBorders>
-              <w:top w:val="single" w:color="cccccc" w:sz="6"/>
-              <w:left w:val="single" w:color="cccccc" w:sz="6"/>
-              <w:bottom w:val="single" w:color="cccccc" w:sz="6"/>
-              <w:right w:val="single" w:color="cccccc" w:sz="6"/>
-            </w:tcBorders>
             <w:shd w:fill="581c87" w:color="auto" w:val="clear"/>
             <w:tcMar>
               <w:top w:type="dxa" w:w="120"/>
@@ -209,12 +200,6 @@
         <w:tc>
           <w:tcPr>
             <w:tcW w:type="dxa" w:w="1744"/>
-            <w:tcBorders>
-              <w:top w:val="single" w:color="cccccc" w:sz="6"/>
-              <w:left w:val="single" w:color="cccccc" w:sz="6"/>
-              <w:bottom w:val="single" w:color="cccccc" w:sz="6"/>
-              <w:right w:val="single" w:color="cccccc" w:sz="6"/>
-            </w:tcBorders>
             <w:shd w:fill="581c87" w:color="auto" w:val="clear"/>
             <w:tcMar>
               <w:top w:type="dxa" w:w="120"/>
@@ -243,12 +228,6 @@
         <w:tc>
           <w:tcPr>
             <w:tcW w:type="dxa" w:w="1743"/>
-            <w:tcBorders>
-              <w:top w:val="single" w:color="cccccc" w:sz="6"/>
-              <w:left w:val="single" w:color="cccccc" w:sz="6"/>
-              <w:bottom w:val="single" w:color="cccccc" w:sz="6"/>
-              <w:right w:val="single" w:color="cccccc" w:sz="6"/>
-            </w:tcBorders>
             <w:shd w:fill="581c87" w:color="auto" w:val="clear"/>
             <w:tcMar>
               <w:top w:type="dxa" w:w="120"/>
@@ -277,12 +256,6 @@
         <w:tc>
           <w:tcPr>
             <w:tcW w:type="dxa" w:w="1986"/>
-            <w:tcBorders>
-              <w:top w:val="single" w:color="cccccc" w:sz="6"/>
-              <w:left w:val="single" w:color="cccccc" w:sz="6"/>
-              <w:bottom w:val="single" w:color="cccccc" w:sz="6"/>
-              <w:right w:val="single" w:color="cccccc" w:sz="6"/>
-            </w:tcBorders>
             <w:shd w:fill="581c87" w:color="auto" w:val="clear"/>
             <w:tcMar>
               <w:top w:type="dxa" w:w="120"/>
@@ -310,15 +283,12 @@
         </w:tc>
       </w:tr>
       <w:tr>
+        <w:trPr>
+          <w:trHeight w:val="528" w:hRule="atLeast"/>
+        </w:trPr>
         <w:tc>
           <w:tcPr>
             <w:tcW w:type="dxa" w:w="1901"/>
-            <w:tcBorders>
-              <w:top w:val="single" w:color="cccccc" w:sz="6"/>
-              <w:left w:val="single" w:color="cccccc" w:sz="6"/>
-              <w:bottom w:val="single" w:color="cccccc" w:sz="6"/>
-              <w:right w:val="single" w:color="cccccc" w:sz="6"/>
-            </w:tcBorders>
             <w:tcMar>
               <w:top w:type="dxa" w:w="120"/>
               <w:left w:type="dxa" w:w="120"/>
@@ -344,12 +314,6 @@
         <w:tc>
           <w:tcPr>
             <w:tcW w:type="dxa" w:w="1986"/>
-            <w:tcBorders>
-              <w:top w:val="single" w:color="cccccc" w:sz="6"/>
-              <w:left w:val="single" w:color="cccccc" w:sz="6"/>
-              <w:bottom w:val="single" w:color="cccccc" w:sz="6"/>
-              <w:right w:val="single" w:color="cccccc" w:sz="6"/>
-            </w:tcBorders>
             <w:tcMar>
               <w:top w:type="dxa" w:w="120"/>
               <w:left w:type="dxa" w:w="120"/>
@@ -375,12 +339,6 @@
         <w:tc>
           <w:tcPr>
             <w:tcW w:type="dxa" w:w="1744"/>
-            <w:tcBorders>
-              <w:top w:val="single" w:color="cccccc" w:sz="6"/>
-              <w:left w:val="single" w:color="cccccc" w:sz="6"/>
-              <w:bottom w:val="single" w:color="cccccc" w:sz="6"/>
-              <w:right w:val="single" w:color="cccccc" w:sz="6"/>
-            </w:tcBorders>
             <w:tcMar>
               <w:top w:type="dxa" w:w="120"/>
               <w:left w:type="dxa" w:w="120"/>
@@ -406,12 +364,6 @@
         <w:tc>
           <w:tcPr>
             <w:tcW w:type="dxa" w:w="1743"/>
-            <w:tcBorders>
-              <w:top w:val="single" w:color="cccccc" w:sz="6"/>
-              <w:left w:val="single" w:color="cccccc" w:sz="6"/>
-              <w:bottom w:val="single" w:color="cccccc" w:sz="6"/>
-              <w:right w:val="single" w:color="cccccc" w:sz="6"/>
-            </w:tcBorders>
             <w:tcMar>
               <w:top w:type="dxa" w:w="120"/>
               <w:left w:type="dxa" w:w="120"/>
@@ -437,12 +389,6 @@
         <w:tc>
           <w:tcPr>
             <w:tcW w:type="dxa" w:w="1986"/>
-            <w:tcBorders>
-              <w:top w:val="single" w:color="cccccc" w:sz="6"/>
-              <w:left w:val="single" w:color="cccccc" w:sz="6"/>
-              <w:bottom w:val="single" w:color="cccccc" w:sz="6"/>
-              <w:right w:val="single" w:color="cccccc" w:sz="6"/>
-            </w:tcBorders>
             <w:tcMar>
               <w:top w:type="dxa" w:w="120"/>
               <w:left w:type="dxa" w:w="120"/>
@@ -468,15 +414,12 @@
         </w:tc>
       </w:tr>
       <w:tr>
+        <w:trPr>
+          <w:trHeight w:val="528" w:hRule="atLeast"/>
+        </w:trPr>
         <w:tc>
           <w:tcPr>
             <w:tcW w:type="dxa" w:w="1901"/>
-            <w:tcBorders>
-              <w:top w:val="single" w:color="cccccc" w:sz="6"/>
-              <w:left w:val="single" w:color="cccccc" w:sz="6"/>
-              <w:bottom w:val="single" w:color="cccccc" w:sz="6"/>
-              <w:right w:val="single" w:color="cccccc" w:sz="6"/>
-            </w:tcBorders>
             <w:shd w:fill="f0fdfa" w:color="auto" w:val="clear"/>
             <w:tcMar>
               <w:top w:type="dxa" w:w="120"/>
@@ -503,12 +446,6 @@
         <w:tc>
           <w:tcPr>
             <w:tcW w:type="dxa" w:w="1986"/>
-            <w:tcBorders>
-              <w:top w:val="single" w:color="cccccc" w:sz="6"/>
-              <w:left w:val="single" w:color="cccccc" w:sz="6"/>
-              <w:bottom w:val="single" w:color="cccccc" w:sz="6"/>
-              <w:right w:val="single" w:color="cccccc" w:sz="6"/>
-            </w:tcBorders>
             <w:shd w:fill="f0fdfa" w:color="auto" w:val="clear"/>
             <w:tcMar>
               <w:top w:type="dxa" w:w="120"/>
@@ -535,12 +472,6 @@
         <w:tc>
           <w:tcPr>
             <w:tcW w:type="dxa" w:w="1744"/>
-            <w:tcBorders>
-              <w:top w:val="single" w:color="cccccc" w:sz="6"/>
-              <w:left w:val="single" w:color="cccccc" w:sz="6"/>
-              <w:bottom w:val="single" w:color="cccccc" w:sz="6"/>
-              <w:right w:val="single" w:color="cccccc" w:sz="6"/>
-            </w:tcBorders>
             <w:shd w:fill="f0fdfa" w:color="auto" w:val="clear"/>
             <w:tcMar>
               <w:top w:type="dxa" w:w="120"/>
@@ -567,12 +498,6 @@
         <w:tc>
           <w:tcPr>
             <w:tcW w:type="dxa" w:w="1743"/>
-            <w:tcBorders>
-              <w:top w:val="single" w:color="cccccc" w:sz="6"/>
-              <w:left w:val="single" w:color="cccccc" w:sz="6"/>
-              <w:bottom w:val="single" w:color="cccccc" w:sz="6"/>
-              <w:right w:val="single" w:color="cccccc" w:sz="6"/>
-            </w:tcBorders>
             <w:shd w:fill="f0fdfa" w:color="auto" w:val="clear"/>
             <w:tcMar>
               <w:top w:type="dxa" w:w="120"/>
@@ -599,12 +524,6 @@
         <w:tc>
           <w:tcPr>
             <w:tcW w:type="dxa" w:w="1986"/>
-            <w:tcBorders>
-              <w:top w:val="single" w:color="cccccc" w:sz="6"/>
-              <w:left w:val="single" w:color="cccccc" w:sz="6"/>
-              <w:bottom w:val="single" w:color="cccccc" w:sz="6"/>
-              <w:right w:val="single" w:color="cccccc" w:sz="6"/>
-            </w:tcBorders>
             <w:shd w:fill="f0fdfa" w:color="auto" w:val="clear"/>
             <w:tcMar>
               <w:top w:type="dxa" w:w="120"/>
@@ -631,15 +550,12 @@
         </w:tc>
       </w:tr>
       <w:tr>
+        <w:trPr>
+          <w:trHeight w:val="528" w:hRule="atLeast"/>
+        </w:trPr>
         <w:tc>
           <w:tcPr>
             <w:tcW w:type="dxa" w:w="1901"/>
-            <w:tcBorders>
-              <w:top w:val="single" w:color="cccccc" w:sz="6"/>
-              <w:left w:val="single" w:color="cccccc" w:sz="6"/>
-              <w:bottom w:val="single" w:color="cccccc" w:sz="6"/>
-              <w:right w:val="single" w:color="cccccc" w:sz="6"/>
-            </w:tcBorders>
             <w:tcMar>
               <w:top w:type="dxa" w:w="120"/>
               <w:left w:type="dxa" w:w="120"/>
@@ -665,12 +581,6 @@
         <w:tc>
           <w:tcPr>
             <w:tcW w:type="dxa" w:w="1986"/>
-            <w:tcBorders>
-              <w:top w:val="single" w:color="cccccc" w:sz="6"/>
-              <w:left w:val="single" w:color="cccccc" w:sz="6"/>
-              <w:bottom w:val="single" w:color="cccccc" w:sz="6"/>
-              <w:right w:val="single" w:color="cccccc" w:sz="6"/>
-            </w:tcBorders>
             <w:tcMar>
               <w:top w:type="dxa" w:w="120"/>
               <w:left w:type="dxa" w:w="120"/>
@@ -696,12 +606,6 @@
         <w:tc>
           <w:tcPr>
             <w:tcW w:type="dxa" w:w="1744"/>
-            <w:tcBorders>
-              <w:top w:val="single" w:color="cccccc" w:sz="6"/>
-              <w:left w:val="single" w:color="cccccc" w:sz="6"/>
-              <w:bottom w:val="single" w:color="cccccc" w:sz="6"/>
-              <w:right w:val="single" w:color="cccccc" w:sz="6"/>
-            </w:tcBorders>
             <w:tcMar>
               <w:top w:type="dxa" w:w="120"/>
               <w:left w:type="dxa" w:w="120"/>
@@ -727,12 +631,6 @@
         <w:tc>
           <w:tcPr>
             <w:tcW w:type="dxa" w:w="1743"/>
-            <w:tcBorders>
-              <w:top w:val="single" w:color="cccccc" w:sz="6"/>
-              <w:left w:val="single" w:color="cccccc" w:sz="6"/>
-              <w:bottom w:val="single" w:color="cccccc" w:sz="6"/>
-              <w:right w:val="single" w:color="cccccc" w:sz="6"/>
-            </w:tcBorders>
             <w:tcMar>
               <w:top w:type="dxa" w:w="120"/>
               <w:left w:type="dxa" w:w="120"/>
@@ -758,12 +656,6 @@
         <w:tc>
           <w:tcPr>
             <w:tcW w:type="dxa" w:w="1986"/>
-            <w:tcBorders>
-              <w:top w:val="single" w:color="cccccc" w:sz="6"/>
-              <w:left w:val="single" w:color="cccccc" w:sz="6"/>
-              <w:bottom w:val="single" w:color="cccccc" w:sz="6"/>
-              <w:right w:val="single" w:color="cccccc" w:sz="6"/>
-            </w:tcBorders>
             <w:tcMar>
               <w:top w:type="dxa" w:w="120"/>
               <w:left w:type="dxa" w:w="120"/>
@@ -789,15 +681,12 @@
         </w:tc>
       </w:tr>
       <w:tr>
+        <w:trPr>
+          <w:trHeight w:val="528" w:hRule="atLeast"/>
+        </w:trPr>
         <w:tc>
           <w:tcPr>
             <w:tcW w:type="dxa" w:w="1901"/>
-            <w:tcBorders>
-              <w:top w:val="single" w:color="cccccc" w:sz="6"/>
-              <w:left w:val="single" w:color="cccccc" w:sz="6"/>
-              <w:bottom w:val="single" w:color="cccccc" w:sz="6"/>
-              <w:right w:val="single" w:color="cccccc" w:sz="6"/>
-            </w:tcBorders>
             <w:shd w:fill="f0fdfa" w:color="auto" w:val="clear"/>
             <w:tcMar>
               <w:top w:type="dxa" w:w="120"/>
@@ -824,12 +713,6 @@
         <w:tc>
           <w:tcPr>
             <w:tcW w:type="dxa" w:w="1986"/>
-            <w:tcBorders>
-              <w:top w:val="single" w:color="cccccc" w:sz="6"/>
-              <w:left w:val="single" w:color="cccccc" w:sz="6"/>
-              <w:bottom w:val="single" w:color="cccccc" w:sz="6"/>
-              <w:right w:val="single" w:color="cccccc" w:sz="6"/>
-            </w:tcBorders>
             <w:shd w:fill="f0fdfa" w:color="auto" w:val="clear"/>
             <w:tcMar>
               <w:top w:type="dxa" w:w="120"/>
@@ -856,12 +739,6 @@
         <w:tc>
           <w:tcPr>
             <w:tcW w:type="dxa" w:w="1744"/>
-            <w:tcBorders>
-              <w:top w:val="single" w:color="cccccc" w:sz="6"/>
-              <w:left w:val="single" w:color="cccccc" w:sz="6"/>
-              <w:bottom w:val="single" w:color="cccccc" w:sz="6"/>
-              <w:right w:val="single" w:color="cccccc" w:sz="6"/>
-            </w:tcBorders>
             <w:shd w:fill="f0fdfa" w:color="auto" w:val="clear"/>
             <w:tcMar>
               <w:top w:type="dxa" w:w="120"/>
@@ -888,12 +765,6 @@
         <w:tc>
           <w:tcPr>
             <w:tcW w:type="dxa" w:w="1743"/>
-            <w:tcBorders>
-              <w:top w:val="single" w:color="cccccc" w:sz="6"/>
-              <w:left w:val="single" w:color="cccccc" w:sz="6"/>
-              <w:bottom w:val="single" w:color="cccccc" w:sz="6"/>
-              <w:right w:val="single" w:color="cccccc" w:sz="6"/>
-            </w:tcBorders>
             <w:shd w:fill="f0fdfa" w:color="auto" w:val="clear"/>
             <w:tcMar>
               <w:top w:type="dxa" w:w="120"/>
@@ -920,12 +791,6 @@
         <w:tc>
           <w:tcPr>
             <w:tcW w:type="dxa" w:w="1986"/>
-            <w:tcBorders>
-              <w:top w:val="single" w:color="cccccc" w:sz="6"/>
-              <w:left w:val="single" w:color="cccccc" w:sz="6"/>
-              <w:bottom w:val="single" w:color="cccccc" w:sz="6"/>
-              <w:right w:val="single" w:color="cccccc" w:sz="6"/>
-            </w:tcBorders>
             <w:shd w:fill="f0fdfa" w:color="auto" w:val="clear"/>
             <w:tcMar>
               <w:top w:type="dxa" w:w="120"/>
@@ -952,15 +817,12 @@
         </w:tc>
       </w:tr>
       <w:tr>
+        <w:trPr>
+          <w:trHeight w:val="528" w:hRule="atLeast"/>
+        </w:trPr>
         <w:tc>
           <w:tcPr>
             <w:tcW w:type="dxa" w:w="1901"/>
-            <w:tcBorders>
-              <w:top w:val="single" w:color="cccccc" w:sz="6"/>
-              <w:left w:val="single" w:color="cccccc" w:sz="6"/>
-              <w:bottom w:val="single" w:color="cccccc" w:sz="6"/>
-              <w:right w:val="single" w:color="cccccc" w:sz="6"/>
-            </w:tcBorders>
             <w:shd w:fill="115e59" w:color="auto" w:val="clear"/>
             <w:tcMar>
               <w:top w:type="dxa" w:w="120"/>
@@ -989,12 +851,6 @@
         <w:tc>
           <w:tcPr>
             <w:tcW w:type="dxa" w:w="1986"/>
-            <w:tcBorders>
-              <w:top w:val="single" w:color="cccccc" w:sz="6"/>
-              <w:left w:val="single" w:color="cccccc" w:sz="6"/>
-              <w:bottom w:val="single" w:color="cccccc" w:sz="6"/>
-              <w:right w:val="single" w:color="cccccc" w:sz="6"/>
-            </w:tcBorders>
             <w:shd w:fill="115e59" w:color="auto" w:val="clear"/>
             <w:tcMar>
               <w:top w:type="dxa" w:w="120"/>
@@ -1023,12 +879,6 @@
         <w:tc>
           <w:tcPr>
             <w:tcW w:type="dxa" w:w="1744"/>
-            <w:tcBorders>
-              <w:top w:val="single" w:color="cccccc" w:sz="6"/>
-              <w:left w:val="single" w:color="cccccc" w:sz="6"/>
-              <w:bottom w:val="single" w:color="cccccc" w:sz="6"/>
-              <w:right w:val="single" w:color="cccccc" w:sz="6"/>
-            </w:tcBorders>
             <w:shd w:fill="115e59" w:color="auto" w:val="clear"/>
             <w:tcMar>
               <w:top w:type="dxa" w:w="120"/>
@@ -1057,12 +907,6 @@
         <w:tc>
           <w:tcPr>
             <w:tcW w:type="dxa" w:w="1743"/>
-            <w:tcBorders>
-              <w:top w:val="single" w:color="cccccc" w:sz="6"/>
-              <w:left w:val="single" w:color="cccccc" w:sz="6"/>
-              <w:bottom w:val="single" w:color="cccccc" w:sz="6"/>
-              <w:right w:val="single" w:color="cccccc" w:sz="6"/>
-            </w:tcBorders>
             <w:shd w:fill="115e59" w:color="auto" w:val="clear"/>
             <w:tcMar>
               <w:top w:type="dxa" w:w="120"/>
@@ -1091,12 +935,6 @@
         <w:tc>
           <w:tcPr>
             <w:tcW w:type="dxa" w:w="1986"/>
-            <w:tcBorders>
-              <w:top w:val="single" w:color="cccccc" w:sz="6"/>
-              <w:left w:val="single" w:color="cccccc" w:sz="6"/>
-              <w:bottom w:val="single" w:color="cccccc" w:sz="6"/>
-              <w:right w:val="single" w:color="cccccc" w:sz="6"/>
-            </w:tcBorders>
             <w:shd w:fill="115e59" w:color="auto" w:val="clear"/>
             <w:tcMar>
               <w:top w:type="dxa" w:w="120"/>
@@ -1127,7 +965,7 @@
     <w:p>
       <w:pPr>
         <w:pStyle w:val="Heading2"/>
-        <w:spacing w:line="448" w:lineRule="atLeast"/>
+        <w:spacing w:before="300" w:line="280" w:lineRule="atLeast"/>
         <w:jc w:val="left"/>
         <w:textAlignment w:val="center"/>
       </w:pPr>
@@ -1136,8 +974,8 @@
           <w:b/>
           <w:bCs/>
           <w:color w:val="581c87"/>
-          <w:sz w:val="32"/>
-          <w:szCs w:val="32"/>
+          <w:sz w:val="20"/>
+          <w:szCs w:val="20"/>
         </w:rPr>
         <w:t xml:space="preserve">Rep leaderboard</w:t>
       </w:r>
